--- a/tillsyn/A 37483-2026 tillsynsbegäran.docx
+++ b/tillsyn/A 37483-2026 tillsynsbegäran.docx
@@ -22,7 +22,7 @@
       <w:r>
         <w:drawing>
           <wp:inline xmlns:a="http://schemas.openxmlformats.org/drawingml/2006/main" xmlns:pic="http://schemas.openxmlformats.org/drawingml/2006/picture">
-            <wp:extent cx="5486400" cy="5337821"/>
+            <wp:extent cx="5486400" cy="5023733"/>
             <wp:docPr id="1" name="Picture 1"/>
             <wp:cNvGraphicFramePr>
               <a:graphicFrameLocks noChangeAspect="1"/>
@@ -43,7 +43,7 @@
                   <pic:spPr>
                     <a:xfrm>
                       <a:off x="0" y="0"/>
-                      <a:ext cx="5486400" cy="5337821"/>
+                      <a:ext cx="5486400" cy="5023733"/>
                     </a:xfrm>
                     <a:prstGeom prst="rect"/>
                   </pic:spPr>
@@ -65,7 +65,7 @@
     </w:p>
     <w:p>
       <w:r>
-        <w:t>I och inom 3 meter från avverkningsanmälan finns fynd av 5 naturvårdsarter, varav 2 är rödlistade, 4 är fridlysta, 4 är typiska (T) och 1 är signalart (S): knärot (VU, T, §8), talltita (NT, §4), grönpyrola (S, T), blåsippa (T, §9) och spillkråka (T, §4). Se Figur 1.</w:t>
+        <w:t>I och inom 3 meter från avverkningsanmälan finns fynd av 11 naturvårdsarter, varav 2 är rödlistade, 8 är fridlysta, 8 är typiska (T) och 3 är signalarter (S): knärot (VU, T, §8), talltita (NT, §4), grön sköldmossa (S, T, §8), grönpyrola (S, T), mindre märgborre (S, T), blåsippa (T, §9), skriftlav (T), spillkråka (T, §4), stjärtmes (T, §4), vanlig groda (§6) och revlummer (§9). Se Figur 1.</w:t>
       </w:r>
     </w:p>
     <w:p>
@@ -83,6 +83,11 @@
     </w:p>
     <w:p>
       <w:r>
+        <w:t>Vi begär vidare att Skogsstyrelsen säkerställer att inga skador eller försämringar av naturtypens bevarandestatus i området tillåts ske. Se Rådets direktiv 92/43/EEG samt ickeförsämringskravet i EU:s naturrestaureringsförordning (EU 2024/1991).</w:t>
+      </w:r>
+    </w:p>
+    <w:p>
+      <w:r>
         <w:t>Vi önskar även ta del av de ställningstaganden och beslut som myndigheten meddelar till följd av aktuell avverkningsanmälan och föreningens inlaga (se 34 § förvaltningslagen).</w:t>
       </w:r>
     </w:p>
@@ -148,7 +153,7 @@
     </w:p>
     <w:p>
       <w:r>
-        <w:t>I det avverkningsanmälda området finns 5 fyndplatser för knärot registrerade på Artportalen. Figur 2 visar gränserna för buffertzoner på 50 m, som behöver lämnas kring fyndplatserna för att knärotslokalerna inte ska försvinna vid en avverkning. Av det avverkningsanmälda området överlappar 1.47 ha med buffertzonerna och får av detta skäl inte avverkas.</w:t>
+        <w:t>I det avverkningsanmälda området finns 13 fyndplatser för knärot registrerade på Artportalen. Figur 2 visar gränserna för buffertzoner på 50 m, som behöver lämnas kring fyndplatserna för att knärotslokalerna inte ska försvinna vid en avverkning. Av det avverkningsanmälda området överlappar 3.07 ha med buffertzonerna och får av detta skäl inte avverkas.</w:t>
       </w:r>
     </w:p>
     <w:p>
@@ -215,6 +220,35 @@
         <w:rPr>
           <w:b/>
         </w:rPr>
+        <w:t>Grön sköldmossa (§8)</w:t>
+      </w:r>
+      <w:r>
+        <w:t xml:space="preserve"> är typisk art för </w:t>
+      </w:r>
+      <w:r>
+        <w:rPr>
+          <w:i/>
+        </w:rPr>
+        <w:t xml:space="preserve">9010 Taiga </w:t>
+      </w:r>
+      <w:r>
+        <w:t>och</w:t>
+      </w:r>
+      <w:r>
+        <w:rPr>
+          <w:i/>
+        </w:rPr>
+        <w:t xml:space="preserve"> 9750 Svämlövskog</w:t>
+      </w:r>
+      <w:r>
+        <w:t xml:space="preserve"> och omfattas av EU:s art- och habitatdirektiv bilaga 2 vilket innebär att det finns ett uttalat intresse inom Europeiska unionen att bevara arten. Grön sköldmossa kräver skog som har ett speciellt mikroklimat med hög och jämn luftfuktighet i kombination med rik tillgång på död ved (Nitare &amp; Skogsstyrelsen, 2019; SLU Artdatabanken, 2025). I praktiken handlar det om åtminstone 50 meter med skyddande skog för att undvika uttorkning av marken (Hallingbäck, personligt meddelande 2022-02-24). Grön sköldmossa är en ansvarsart för Sverige då en särskilt stor andel av Europas population finns i landet. Mark- och miljööverdomstolen (MÖD) har i mål nr M 2019-20 (18 februari 2019) slagit fast att grön sköldmossa (§8) är dispenspliktig och att exemplar av arten inte får skadas utan dispens (MÖD, mål nr M 2019-20).</w:t>
+      </w:r>
+    </w:p>
+    <w:p>
+      <w:r>
+        <w:rPr>
+          <w:b/>
+        </w:rPr>
         <w:t xml:space="preserve">Grönpyrola </w:t>
       </w:r>
       <w:r>
@@ -244,6 +278,35 @@
         <w:rPr>
           <w:b/>
         </w:rPr>
+        <w:t>Mindre märgborre</w:t>
+      </w:r>
+      <w:r>
+        <w:t xml:space="preserve"> är en signalart för tallskog med höga naturvärden och betraktas tillsammans med skarptandad barkborre som nyckelarter för ett antal sällsynta åtgärdsprogramsarter som är beroende av deras gångsystem. Bland dessa kan nämnas avlång barkborre (VU), </w:t>
+      </w:r>
+      <w:r>
+        <w:rPr>
+          <w:i/>
+        </w:rPr>
+        <w:t>Corticeus longulus</w:t>
+      </w:r>
+      <w:r>
+        <w:t xml:space="preserve"> (VU), tallgångbagge (VU), cholodkovskys bastborre (NT) och tallbarksvartbagge (NT). Den mindre märgborrens måsvingeliknande gnaggångar är lätta att känna igen och hittas ofta på grova tallgrenar på marken. Rika förekomster av främst mindre märgborre men även skarptandad barkborre är en signal för artrikedom och inventeringar har visat att det är i skogar med en naturlig självgallring som det skapas förutsättningar för dessa arter samt de efterföljande åtgärdsprogramsarterna. Tallskogar med stark förekomst av mindre märgborre och skarptandad barkborre bör avsättas som reservat. Generellt bör hänsyn tas vid slutavverkning av talldominerad skog så att avverkningsrester som gren- och toppdelar lämnas. Mindre märgborre är typisk art för </w:t>
+      </w:r>
+      <w:r>
+        <w:rPr>
+          <w:i/>
+        </w:rPr>
+        <w:t>9060 Åsbarrskog</w:t>
+      </w:r>
+      <w:r>
+        <w:t xml:space="preserve"> (SLU Artdatabanken, 2026; Pettersson, 2014; Hedgren, 2012; Gunnarsson m fl., 1999).</w:t>
+      </w:r>
+    </w:p>
+    <w:p>
+      <w:r>
+        <w:rPr>
+          <w:b/>
+        </w:rPr>
         <w:t>Blåsippa (§9)</w:t>
       </w:r>
       <w:r>
@@ -273,6 +336,26 @@
         <w:rPr>
           <w:b/>
         </w:rPr>
+        <w:t>Skriftlav</w:t>
+      </w:r>
+      <w:r>
+        <w:t xml:space="preserve"> är typisk art för </w:t>
+      </w:r>
+      <w:r>
+        <w:rPr>
+          <w:i/>
+        </w:rPr>
+        <w:t xml:space="preserve">9190 Näringsfattig ekskog </w:t>
+      </w:r>
+      <w:r>
+        <w:t>(SLU Artdatabanken, 2025).</w:t>
+      </w:r>
+    </w:p>
+    <w:p>
+      <w:r>
+        <w:rPr>
+          <w:b/>
+        </w:rPr>
         <w:t>Spillkråka (§4)</w:t>
       </w:r>
       <w:r>
@@ -295,6 +378,35 @@
       </w:r>
       <w:r>
         <w:t>. Den behöver grova träd, främst tall, asp och bok som boträd. Skogsbruk med korta omloppstider och täta, homogena ungskogar utgör det största hotet. Spillkråka är en nyckelart i skogliga miljöer vars övergivna bohål utnyttjas av flera andra hålhäckande fågelarter och fladdermöss, däribland pärluggla (EN, §4), knipa (§4), salskrake (§4) och skogsduva (§4). Hökuggla (VU, §4) och slaguggla (§4) häckar ofta i högstubbar som brutits av i höjd med ett gammalt spillkråkebo (SLU Artdatabanken, 2026; Skogsstyrelsen, 2016).</w:t>
+      </w:r>
+    </w:p>
+    <w:p>
+      <w:r>
+        <w:rPr>
+          <w:b/>
+        </w:rPr>
+        <w:t>Stjärtmes (§4)</w:t>
+      </w:r>
+      <w:r>
+        <w:t xml:space="preserve"> häckar i löv- och blandskog. Studier har visat att den behöver ca 15 % medelålders till äldre lövrika bestånd (&gt;50 % löv), om avståndet mellan bestånden är 500 m. Stjärtmes är fridlyst enligt 4§ artskyddsförordningen och typisk art för </w:t>
+      </w:r>
+      <w:r>
+        <w:rPr>
+          <w:i/>
+        </w:rPr>
+        <w:t>9010 Taiga, 9030 Landhöjningsskog, 9080 Lövsumpskog</w:t>
+      </w:r>
+      <w:r>
+        <w:t xml:space="preserve"> och</w:t>
+      </w:r>
+      <w:r>
+        <w:rPr>
+          <w:i/>
+        </w:rPr>
+        <w:t xml:space="preserve"> 9750 Svämlövskog </w:t>
+      </w:r>
+      <w:r>
+        <w:t>(Jansson, 1999; Skogsstyrelsen, 2014; SLU Artdatabanken, 2025).</w:t>
       </w:r>
     </w:p>
     <w:p>
@@ -320,6 +432,78 @@
       </w:r>
     </w:p>
     <w:p>
+      <w:pPr>
+        <w:pStyle w:val="Heading1"/>
+      </w:pPr>
+      <w:r>
+        <w:t>Typiska arter och EU:s art- och habitatdirektiv</w:t>
+      </w:r>
+    </w:p>
+    <w:p>
+      <w:r>
+        <w:t>Typiska arter används för att lokalisera områden med gynnsam bevarandestatus för de naturtyper som är listade i EU:s art- och habitatdirektiv. Ett exempel är Västlig taiga (EU-kod 9010) som saknar gynnsam bevarandestatus och minskar starkt som naturtyp i Sverige. Naturvårdsverket skriver i sin vägledning för Västlig taiga att dylika miljöer förutsätter normalt att skogarna skyddas långsiktigt, eftersom skogsbruk inte är förenligt med bevarande av naturtypen i gynnsamt tillstånd (Naturvårdsverket, 2011).</w:t>
+      </w:r>
+    </w:p>
+    <w:p>
+      <w:r>
+        <w:t>Följande typiska arter har sina livsmiljöer och växtplatser i den avverkningsanmälda skogen: knärot (VU, T, §8), grön sköldmossa (S, T, §8), grönpyrola (S, T), mindre märgborre (S, T), blåsippa (T, §9), skriftlav (T), spillkråka (T, §4) och stjärtmes (T, §4).</w:t>
+      </w:r>
+    </w:p>
+    <w:p>
+      <w:r>
+        <w:t>Enligt Sveriges Artikel 17 rapportering 2013 och 2019 till EU, har naturtypen Västlig taiga (9010) dålig bevarandestatus med negativ trend inom Sveriges boreala region. Skogsbruksåtgärder som avverkning, röjning och gallring pekas ut som några av de främst bidragande orsakerna till naturtypens dåliga status och negativa trend (SLU Artdatabanken, 2019). I EU:s uppföljning av tillståndet för naturtyperna i Skandinavien 2013 – 2018 framgår det att i den boreala regionen är tillståndet så dåligt för Västlig taiga (9010) att habitatet löper allvarlig risk att försvinna regionalt (EEA, 2022). Det allvarliga läget för den biologiska mångfalden i skogen framhålls även i Skogsstyren rapport 2026/07:</w:t>
+      </w:r>
+    </w:p>
+    <w:p>
+      <w:r>
+        <w:rPr>
+          <w:i/>
+        </w:rPr>
+        <w:t>"All avverkning av kända skogliga värdekärnor och sannolika kontinuitetsskogar behöver upphöra för att fylla bristen om 1,56 miljoner hektar bevarad livsmiljötyp. På grund av begränsade kvarvarande arealer av värdekärnor, naturskogar och kontinuitetsskogar leder fortsatt förlust av dessa till en påtaglig risk för långsiktigt negativa effekter för biologisk mångfald i skogslandskapet. Att de återstående arealerna bevaras och ges ett långsiktigt skydd bedöms därför vara av avgörande betydelse."</w:t>
+      </w:r>
+      <w:r>
+        <w:t xml:space="preserve"> (Skogsstyrelsen, 2026).</w:t>
+      </w:r>
+    </w:p>
+    <w:p>
+      <w:r>
+        <w:t>Trots detta har statusen för Västlig taiga ändrats till otillräcklig i stället för dålig i den senaste Artikel 17 rapporteringen 2025. Av Naturvårdsverkets rapport framgår det dock att de ändrade statusbedömningarna jämfört med rapporteringen 2019 inte beror på faktiska miljöförändringar. Ändringarna är av teknisk karaktär och främst en följd av resultaten från genomförda regeringsuppdrag och beslut inför rapporteringen 2025. Det är alltså politisk styrning i stället för faktiska förhållanden i naturen som ändrat på naturtypernas status i rapporteringen, vilket rimmar dåligt med såväl art- och habitatdirektivets syften och mål som med naturrestaureringsförordningen. I praktiken har dock Sveriges nya sätt att rapportera bevarandestatus till EU inte någon betydelse eftersom Naturvårdsverkets rapportering 2025 visar att Västlig taiga</w:t>
+      </w:r>
+      <w:r>
+        <w:rPr>
+          <w:b/>
+        </w:rPr>
+        <w:t xml:space="preserve"> </w:t>
+      </w:r>
+      <w:r>
+        <w:t>inte har gynnsam bevarandestatus.</w:t>
+      </w:r>
+    </w:p>
+    <w:p>
+      <w:r>
+        <w:t>Åtgärder som vidtas i enlighet med art- och habitatdirektivet ska enligt Artikel 2 syfta till att bibehålla eller återställa en gynnsam bevarandestatus hos livsmiljöer samt arter och vilda djur och växter av gemenskapsintresse. Enligt prejudikat från EU-domstolen ska en skogsbruksverksamhet utföras på ett sådant sätt som utgör ett förebyggande och hållbart skogsbruk för att betraktas som förenlig med bevarandekraven i direktivet (se EU-domstolens dom i de förenade målen C 473-19 och C 474-19).</w:t>
+      </w:r>
+    </w:p>
+    <w:p>
+      <w:r>
+        <w:t xml:space="preserve">Av artikel 1.e samma direktiv framgår att en livsmiljös bevarandestatus anses " gynnsam" när — dess naturliga utbredningsområde och de ytor den täcker inom detta område är stabila eller ökande, och — den särskilda struktur och de särskilda funktioner som är nödvändiga för att den skall kunna bibehållas på lång sikt finns, och sannolikt kommer att finnas under en överskådlig framtid, och — bevarandestatusen hos dess </w:t>
+      </w:r>
+      <w:r>
+        <w:rPr>
+          <w:b/>
+        </w:rPr>
+        <w:t>typiska arter</w:t>
+      </w:r>
+      <w:r>
+        <w:t xml:space="preserve"> är gynnsam enligt definitionen i artikel 1.i.</w:t>
+      </w:r>
+    </w:p>
+    <w:p>
+      <w:r>
+        <w:t>EU-direktiv är bindande för EU:s medlemsländer varvid det ankommer på Skogsstyrelsen som nationell tillsynsmyndighet att beakta syftet med EU:s art- och habitatdirektiv vid prövningen av en skogsbruksverksamhet, se Rådets direktiv 92/43/EEG. Se ytterligare information om EU:s livsmiljödirektiv i bilaga 2.</w:t>
+      </w:r>
+    </w:p>
+    <w:p>
       <w:r>
         <w:br w:type="page"/>
       </w:r>
@@ -329,7 +513,9 @@
         <w:pStyle w:val="Title"/>
       </w:pPr>
       <w:r>
-        <w:t>BILAGA 1 – Fridlysta arter</w:t>
+        <w:t>BILAGA 1 –</w:t>
+        <w:br/>
+        <w:t>Fridlysta och rödlistade arter</w:t>
       </w:r>
     </w:p>
     <w:p>
@@ -691,12 +877,22 @@
         <w:pStyle w:val="Heading1"/>
       </w:pPr>
       <w:r>
-        <w:t>Spillkråka – ekologi samt krav på livsmiljön</w:t>
+        <w:t>Grön sköldmossa – ekologi samt krav på livsmiljön</w:t>
       </w:r>
     </w:p>
     <w:p>
       <w:r>
-        <w:t xml:space="preserve">Spillkråka (§4) ingår i bilaga 1 EU:s fågeldirektiv och är typisk art för </w:t>
+        <w:t>Grön sköldmossa (§8) växer på stubbar och lågor av olika trädslag, huvudsakligen i sena nedbrytningsstadier. Den förekommer främst i näringsrika granskogar med stort inslag av löv, arten är kortlivad och antalet kapslar varierar kraftigt mellan olika år. Grön sköldmossa kräver skog som har ett speciellt mikroklimat med hög och jämn luftfuktighet i kombination med rik tillgång på död ved (SLU Artdatabanken, 2021; Nitare &amp; Skogsstyrelsen, 2019).</w:t>
+      </w:r>
+    </w:p>
+    <w:p>
+      <w:r>
+        <w:t>Arten har sin huvudutbredning i sydöstra Sverige. Allvarligaste hoten är skogsavverkning och brist på död ved. Brist på naturligt döda träd i dagens produktionsskogar gör att arten blir allt sällsyntare (Hallingbäck, 2016). Död ved i större mängd bör lämnas och träd tillåtas åldras och dö för att skapa kontinuerlig tillgång på livsmiljöer. Träd och livsmiljö bör skyddas genom att lämna trädgrupper, ytor eller zoner (SLU Artdatabanken, 2021). I praktiken handlar det om åtminstone 50 meter med skyddande skog för att undvika uttorkning av marken (Hallingbäck, personligt meddelande 2022-02-24).</w:t>
+      </w:r>
+    </w:p>
+    <w:p>
+      <w:r>
+        <w:t xml:space="preserve">Grön sköldmossa är typisk art för </w:t>
       </w:r>
       <w:r>
         <w:rPr>
@@ -711,15 +907,80 @@
         <w:rPr>
           <w:i/>
         </w:rPr>
-        <w:t xml:space="preserve"> 9740 Skogsbevuxen myr</w:t>
-      </w:r>
-      <w:r>
-        <w:t>. Den lever i både barr- och blandskog liksom i ren lövskog. De tätaste populationerna tenderar att finnas i äldre, variationsrik blandskog med gott om död ved och gamla träd. Varje par utnyttjar 400–1000 hektar skog beroende på skogens kvalitet. Skogsbruk med korta omloppstider och täta, homogena ungskogar utgör det största hotet (SLU Artdatabanken, 2026).</w:t>
+        <w:t xml:space="preserve"> 9750 Svämlövskog</w:t>
+      </w:r>
+      <w:r>
+        <w:t>, fridlyst enligt 8§ artskyddsförordningen och upptagen i EU:s Habitatdirektiv bilaga 2 vilket innebär att det finns ett uttalat intresse inom Europeiska unionen att bevara arten. Grön sköldmossa är en ansvarsart för Sverige då en särskilt stor andel av Europas population finns i landet. Förutom i östra Sverige har arten inga större sammanhängande utbredningar med gynnsam bevarandestatus söderut i Europa förrän i Montenegro. Det finns enbart liten förekomst med gynnsam regional bevarandestatus i södra Frankrike och södra Polen. Fridlysningen enligt §§ 8 och 15 Artskyddsförordningen innebär att det är förbjudet att på något sätt skada exemplar av arten, se artskyddsförordningen (2007:845):</w:t>
       </w:r>
     </w:p>
     <w:p>
-      <w:r>
-        <w:t>Spillkråka är en nyckelart i skogliga miljöer vars övergivna bohål utnyttjas av flera andra hålhäckande fågelarter och fladdermöss, däribland pärluggla (EN, §4), knipa (§4), salskrake (§4) och skogsduva (§4). Hökuggla (VU, §4) och slaguggla (§4) häckar ofta i högstubbar som brutits av i höjd med ett gammalt spillkråkebo (Skogsstyrelsen, 2016).</w:t>
+      <w:pPr>
+        <w:pStyle w:val="ListBullet"/>
+      </w:pPr>
+      <w:r>
+        <w:t>8 § I fråga om sådana vilt levande kärlväxter, mossor, lavar, svampar och alger som anges i bilaga 2 till denna förordning är det förbjudet att i den omfattning som framgår av bilagan 1. plocka, gräva upp eller på annat sätt ta bort eller skada exemplar av växterna, och 2. ta bort eller skada frön eller andra delar.</w:t>
+      </w:r>
+    </w:p>
+    <w:p>
+      <w:pPr>
+        <w:pStyle w:val="ListBullet"/>
+      </w:pPr>
+      <w:r>
+        <w:t>15 § Länsstyrelsen får i det enskilda fallet ge dispens från förbuden i 6, 8 och 9 §§ som avser länet eller del av länet, om det inte finns någon annan lämplig lösning och dispensen inte försvårar upprätthållandet av en gynnsam bevarandestatus hos artens bestånd i dess naturliga utbredningsområde.</w:t>
+      </w:r>
+    </w:p>
+    <w:p>
+      <w:r>
+        <w:t>Grön sköldmossa är även listad som B i Artskyddsförordningen vilket innebär att den är en art av unionsintresse:</w:t>
+      </w:r>
+    </w:p>
+    <w:p>
+      <w:pPr>
+        <w:pStyle w:val="ListBullet"/>
+      </w:pPr>
+      <w:r>
+        <w:t>B: Arten har enligt fågeldirektivet eller art- och habitatdirektivet ett sådant unionsintresse att särskilda skyddsområden (fågeldirektivet) eller bevarandeområden (art- och habitatdirektivet) behöver utses. Arten finns upptagen i bilaga 2 till art- och habitatdirektivet.</w:t>
+      </w:r>
+    </w:p>
+    <w:p>
+      <w:r>
+        <w:t>Mark- och miljööverdomstolen (MÖD) har i mål nr M 2019-20 (18 februari 2019) slagit fast att grön sköldmossa (§8) är dispenspliktig och att exemplar av arten inte får skadas utan dispens (MÖD, mål nr M 2019-20).</w:t>
+      </w:r>
+    </w:p>
+    <w:p>
+      <w:r>
+        <w:t>Hallingbäck, personligt meddelande 2022-02-24</w:t>
+      </w:r>
+    </w:p>
+    <w:p>
+      <w:pPr>
+        <w:jc w:val="left"/>
+      </w:pPr>
+      <w:r>
+        <w:t>Från: Tomas Hallingbäck &lt;Tomas.Hallingback@slu.se&gt;</w:t>
+        <w:br/>
+        <w:t>Date: tors 24 feb. 2022 kl 17:49</w:t>
+        <w:br/>
+        <w:t>Subject: Re: Grön sköldmossa</w:t>
+        <w:br/>
+        <w:t>To: Magnus Kasselstrand &lt;magnus.kasselstrand@gmail.com&gt;</w:t>
+      </w:r>
+    </w:p>
+    <w:p>
+      <w:r>
+        <w:t>Hej Magnus,</w:t>
+      </w:r>
+    </w:p>
+    <w:p>
+      <w:r>
+        <w:t>Tyvärr finns inga studier på just detta, men uttorkning av underlaget är en starkt negativ faktor för grön sköldmossa, och jag brukar hänvisa till lokalklimatiska studier som visar att skyddskappan för att förhindra uttorkning av marken ligger på minst tre trädlängder skog (för plan mark), kortare för kuperad terräng, och detta blir i praktiken åtminstone 50 meter.</w:t>
+      </w:r>
+    </w:p>
+    <w:p>
+      <w:r>
+        <w:t>MVH</w:t>
+        <w:br/>
+        <w:t>Tomas Hallingbäck</w:t>
       </w:r>
     </w:p>
     <w:p>
@@ -727,6 +988,314 @@
         <w:pStyle w:val="Heading2"/>
       </w:pPr>
       <w:r>
+        <w:t>Referenser – grön sköldmossa</w:t>
+      </w:r>
+    </w:p>
+    <w:p>
+      <w:r>
+        <w:t xml:space="preserve">Hallingbäck T., 2016. </w:t>
+      </w:r>
+      <w:r>
+        <w:rPr>
+          <w:i/>
+        </w:rPr>
+        <w:t xml:space="preserve">Mossor en fältguide. </w:t>
+      </w:r>
+      <w:r>
+        <w:t>Naturcentrum.</w:t>
+      </w:r>
+    </w:p>
+    <w:p>
+      <w:r>
+        <w:t xml:space="preserve">Hallingbäck T., 2022. </w:t>
+      </w:r>
+      <w:r>
+        <w:rPr>
+          <w:i/>
+        </w:rPr>
+        <w:t xml:space="preserve">Personligt meddelande 2022-02-24. </w:t>
+      </w:r>
+      <w:r>
+        <w:t>SLU Artdatabanken.</w:t>
+      </w:r>
+    </w:p>
+    <w:p>
+      <w:r>
+        <w:t xml:space="preserve">Mark- och miljööverdomstolen. </w:t>
+      </w:r>
+      <w:r>
+        <w:rPr>
+          <w:i/>
+        </w:rPr>
+        <w:t xml:space="preserve">Dom 18 februari 2019 i mål nr M 2019-20 </w:t>
+      </w:r>
+      <w:r>
+        <w:t>(MÖD, mål nr M 2019-20)</w:t>
+      </w:r>
+    </w:p>
+    <w:p>
+      <w:r>
+        <w:t xml:space="preserve">Nitare, J., 2019. </w:t>
+      </w:r>
+      <w:r>
+        <w:rPr>
+          <w:i/>
+        </w:rPr>
+        <w:t xml:space="preserve">Skyddsvärd skog – Naturvårdsarter och andra kriterier för naturvärdesbedömning. </w:t>
+      </w:r>
+      <w:r>
+        <w:t>Skogsstyrelsen.</w:t>
+      </w:r>
+    </w:p>
+    <w:p>
+      <w:r>
+        <w:t xml:space="preserve">SLU Artdatabanken, 2021. </w:t>
+      </w:r>
+      <w:r>
+        <w:rPr>
+          <w:i/>
+        </w:rPr>
+        <w:t xml:space="preserve">Artfaktablad. Naturvård – artfakta. </w:t>
+      </w:r>
+      <w:r>
+        <w:t>SLU Artdatabanken, Uppsala</w:t>
+      </w:r>
+    </w:p>
+    <w:p>
+      <w:pPr>
+        <w:pStyle w:val="Heading1"/>
+      </w:pPr>
+      <w:r>
+        <w:t>Mindre märgborre – ekologi samt krav på livsmiljön</w:t>
+      </w:r>
+    </w:p>
+    <w:p>
+      <w:r>
+        <w:t xml:space="preserve">Mindre märgborre är en signalart för tallskog med höga naturvärden och kan lätt konstateras genom sina karaktäristiska måsvingeliknande gnagspår som ofta hittas på grova tallgrenar på marken. Mindre märgborre betraktas tillsammans med skarptandad barkborre som nyckelarter, eftersom en rad sällsynta efterföljande arter är beroende av deras gångsystem. Bland dessa kan nämnas åtgärdsprogramsarterna avlång barkborre (VU), </w:t>
+      </w:r>
+      <w:r>
+        <w:rPr>
+          <w:i/>
+        </w:rPr>
+        <w:t>Corticeus longulus</w:t>
+      </w:r>
+      <w:r>
+        <w:t xml:space="preserve"> (VU), tallgångbagge (VU), cholodkovskys bastborre (NT) och tallbarksvartbagge (NT) (Pettersson, 2014; Gunnarsson m fl., 1999).</w:t>
+      </w:r>
+    </w:p>
+    <w:p>
+      <w:r>
+        <w:t>Tallskogar tillhör de livsmiljöer som förändrats i stor skala, där många kvadratmil har omvandlats till unga produktionsskogar. I sådana skogar saknas förutsättningar för de ovannämnda sällsynta barkborrarna och alltmer kunskap tyder på att skogsbrukets omvandling av skogslandskapet, missgynnar åtgärdsprogrammets arter även inne i skyddade områden (Hedgren, 2012; Hedgren m.fl., 2010; Wikars m.fl., 2010; Wikars, 2009). Orsaken är sannolikt att dagens intensiva skogsbruk trivialiserar faunan på nydöda träd. Detta sker genom att generalister förökas upp i sådan grad i den brukade skogen att dessa även kommer att dominera i de för hållandevis små och fragmenterade områden som avsätts för naturvård (Appelqvist, 2005; Janzen, 1983; Ås, 1999).</w:t>
+      </w:r>
+    </w:p>
+    <w:p>
+      <w:r>
+        <w:t>Ett tydligt exempel på en generalist som gynnas av dagens skogsbruk är större märgborre på nydöd tall. Denna utvecklas förutom i vindfällen gärna i avverkningsavfall, inklusive avverkningsstubbar och röjningsstammar. Därmed har den större märgborren möjlighet att upprätthålla stora och stabila populationer på huvuddelen av landets skogsmark, vilket leder till en trivialisering av faunan. Större märgborre inverkar sannolikt direkt negativt på arter som tolvtandad barkborre (EN) och avlång barkborre (VU), och indirekt på de som är gynnade av blånadssvampar, dvs. följearter till framförallt mindre märgborre och skarptandad barkborre. De barkborrar som missgynnas av större märgborre är i mycket högre grad gynnade av tallar som dör genom självgallring, dvs. i normalfallet skog som inte används till skogsproduktion (Pettersson, 2014; Wikars, skriftl.).</w:t>
+      </w:r>
+    </w:p>
+    <w:p>
+      <w:r>
+        <w:t xml:space="preserve">Rika förekomster av främst mindre märgborre men även skarptandad barkborre är en signal för artrikedom och inventeringar har visat att det är i skogar med en naturlig självgallring som det skapas förutsättningar för dessa arter samt de efterföljande åtgärdsprogramsarterna (Pettersson, 2014; Hedgren, 2012). Tallskogar med stark förekomst av mindre märgborre och skarptandad barkborre bör avsättas som reservat. Generellt bör hänsyn tas vid slutavverkning av talldominerad skog så att avverkningsrester som gren- och toppdelar (s.k. GROT) lämnas. Mindre märgborre är typisk art för </w:t>
+      </w:r>
+      <w:r>
+        <w:rPr>
+          <w:i/>
+        </w:rPr>
+        <w:t>9060 Åsbarrskog</w:t>
+      </w:r>
+      <w:r>
+        <w:t xml:space="preserve"> (Pettersson, 2014; SLU Artdatabanken, 2026).</w:t>
+      </w:r>
+    </w:p>
+    <w:p>
+      <w:pPr>
+        <w:pStyle w:val="Heading2"/>
+      </w:pPr>
+      <w:r>
+        <w:t>Referenser – mindre märgborre</w:t>
+      </w:r>
+    </w:p>
+    <w:p>
+      <w:r>
+        <w:t xml:space="preserve">Appelqvist, T., 2005. </w:t>
+      </w:r>
+      <w:r>
+        <w:rPr>
+          <w:i/>
+        </w:rPr>
+        <w:t>Naturvårdsbiologisk forskning. Underlag för områdesskydd i landskapet.</w:t>
+      </w:r>
+      <w:r>
+        <w:t xml:space="preserve"> Naturvårdsverket, Rapport 5452.</w:t>
+      </w:r>
+    </w:p>
+    <w:p>
+      <w:r>
+        <w:t xml:space="preserve">Gunnarsson, B., Pettersson, R. B., Hake, M. och Hultengren, S. &amp; Sjöberg, K., 1999. </w:t>
+      </w:r>
+      <w:r>
+        <w:rPr>
+          <w:i/>
+        </w:rPr>
+        <w:t xml:space="preserve">Spindlar och skalbaggar som indikatorer i barrskog. </w:t>
+      </w:r>
+      <w:r>
+        <w:t>Skog &amp; Forskning, Nr. 2/99, s. 46–51.</w:t>
+      </w:r>
+    </w:p>
+    <w:p>
+      <w:r>
+        <w:t xml:space="preserve">Hedgren, O., 2012. </w:t>
+      </w:r>
+      <w:r>
+        <w:rPr>
+          <w:i/>
+        </w:rPr>
+        <w:t>Hotade insekter på tallved i Dalarna.</w:t>
+      </w:r>
+      <w:r>
+        <w:t xml:space="preserve"> Länsstyrelsen Dalarna, Naturvårdsenheten. Rapport 2012:16.</w:t>
+      </w:r>
+    </w:p>
+    <w:p>
+      <w:r>
+        <w:t xml:space="preserve">Hedgren, O. 2010. </w:t>
+      </w:r>
+      <w:r>
+        <w:rPr>
+          <w:i/>
+        </w:rPr>
+        <w:t>Vedinsekter i tallskog och på brandfält i Värmland.</w:t>
+      </w:r>
+      <w:r>
+        <w:t xml:space="preserve"> Länsstyrelsen Värmland, Stencil, 39 s.</w:t>
+      </w:r>
+    </w:p>
+    <w:p>
+      <w:r>
+        <w:t xml:space="preserve">Janzen, D. H., 1983. </w:t>
+      </w:r>
+      <w:r>
+        <w:rPr>
+          <w:i/>
+        </w:rPr>
+        <w:t>No park is an island: Increase in interference from outside as park size decreases</w:t>
+      </w:r>
+      <w:r>
+        <w:t>. Oikos 41: 402–410.</w:t>
+      </w:r>
+    </w:p>
+    <w:p>
+      <w:r>
+        <w:t xml:space="preserve">Jonsell, M., Weslien, J. &amp; Ehn ström, B., 1998. </w:t>
+      </w:r>
+      <w:r>
+        <w:rPr>
+          <w:i/>
+        </w:rPr>
+        <w:t>Substrate requirements of red-listed saproxylic invertebrates in Sweden</w:t>
+      </w:r>
+      <w:r>
+        <w:t>. Biodiversity and Conserv. 7: 749–764.</w:t>
+      </w:r>
+    </w:p>
+    <w:p>
+      <w:r>
+        <w:t xml:space="preserve">Pettersson, R. B., 2014). </w:t>
+      </w:r>
+      <w:r>
+        <w:rPr>
+          <w:i/>
+        </w:rPr>
+        <w:t>Åtgärdsprogram för skalbaggar på nyligen död tall, 2014–2018.</w:t>
+      </w:r>
+      <w:r>
+        <w:t xml:space="preserve"> Rapport 6599. Bromma: Naturvårdsverket.</w:t>
+      </w:r>
+    </w:p>
+    <w:p>
+      <w:r>
+        <w:t xml:space="preserve">SLU Artdatabanken, 2026. </w:t>
+      </w:r>
+      <w:r>
+        <w:rPr>
+          <w:i/>
+        </w:rPr>
+        <w:t xml:space="preserve">Artfaktablad. Naturvård – artfakta. </w:t>
+      </w:r>
+      <w:r>
+        <w:t>SLU Artdatabanken, Uppsala.</w:t>
+      </w:r>
+    </w:p>
+    <w:p>
+      <w:r>
+        <w:t xml:space="preserve">Wikars, L.-O., Hansson, J. &amp; Hedgren, O., 2010. </w:t>
+      </w:r>
+      <w:r>
+        <w:rPr>
+          <w:i/>
+        </w:rPr>
+        <w:t>Inventering av vedlevande skalbaggar – tallskogar i Örebro län.</w:t>
+      </w:r>
+      <w:r>
+        <w:t xml:space="preserve"> Länsstyrelsen i Örebro län, publ.nr. 2010:2.</w:t>
+      </w:r>
+    </w:p>
+    <w:p>
+      <w:r>
+        <w:t xml:space="preserve">Wikars, L.-O., 2009. </w:t>
+      </w:r>
+      <w:r>
+        <w:rPr>
+          <w:i/>
+        </w:rPr>
+        <w:t>Vedskalbaggar i Hamra nationalpark, Gävleborgs län.</w:t>
+      </w:r>
+      <w:r>
+        <w:t xml:space="preserve"> Länsstyrelsen Gävleborg, Rapport 2009:14.</w:t>
+      </w:r>
+    </w:p>
+    <w:p>
+      <w:pPr>
+        <w:pStyle w:val="Heading1"/>
+      </w:pPr>
+      <w:r>
+        <w:t>Spillkråka – ekologi samt krav på livsmiljön</w:t>
+      </w:r>
+    </w:p>
+    <w:p>
+      <w:r>
+        <w:t xml:space="preserve">Spillkråka (§4) ingår i bilaga 1 EU:s fågeldirektiv och är typisk art för </w:t>
+      </w:r>
+      <w:r>
+        <w:rPr>
+          <w:i/>
+        </w:rPr>
+        <w:t xml:space="preserve">9010 Taiga </w:t>
+      </w:r>
+      <w:r>
+        <w:t>och</w:t>
+      </w:r>
+      <w:r>
+        <w:rPr>
+          <w:i/>
+        </w:rPr>
+        <w:t xml:space="preserve"> 9740 Skogsbevuxen myr</w:t>
+      </w:r>
+      <w:r>
+        <w:t>. Den lever i både barr- och blandskog liksom i ren lövskog. De tätaste populationerna tenderar att finnas i äldre, variationsrik blandskog med gott om död ved och gamla träd. Varje par utnyttjar 400–1000 hektar skog beroende på skogens kvalitet. Skogsbruk med korta omloppstider och täta, homogena ungskogar utgör det största hotet (SLU Artdatabanken, 2026).</w:t>
+      </w:r>
+    </w:p>
+    <w:p>
+      <w:r>
+        <w:t>Spillkråka är en nyckelart i skogliga miljöer vars övergivna bohål utnyttjas av flera andra hålhäckande fågelarter och fladdermöss, däribland pärluggla (EN, §4), knipa (§4), salskrake (§4) och skogsduva (§4). Hökuggla (VU, §4) och slaguggla (§4) häckar ofta i högstubbar som brutits av i höjd med ett gammalt spillkråkebo (Skogsstyrelsen, 2016).</w:t>
+      </w:r>
+    </w:p>
+    <w:p>
+      <w:pPr>
+        <w:pStyle w:val="Heading2"/>
+      </w:pPr>
+      <w:r>
         <w:t>Referenser – spillkråka</w:t>
       </w:r>
     </w:p>
@@ -756,6 +1325,254 @@
       </w:r>
       <w:r>
         <w:t>SLU Artdatabanken, Uppsala.</w:t>
+      </w:r>
+    </w:p>
+    <w:p>
+      <w:r>
+        <w:br w:type="page"/>
+      </w:r>
+    </w:p>
+    <w:p>
+      <w:pPr>
+        <w:pStyle w:val="Title"/>
+      </w:pPr>
+      <w:r>
+        <w:t>BILAGA 2 – EU:s art- och habitatdirektiv, fågeldirektiv och naturrestaureringsförordning</w:t>
+      </w:r>
+    </w:p>
+    <w:p>
+      <w:pPr>
+        <w:pStyle w:val="Heading2"/>
+      </w:pPr>
+      <w:r>
+        <w:t>Förenlighet med EU-direktiv</w:t>
+      </w:r>
+    </w:p>
+    <w:p>
+      <w:r>
+        <w:t>EU-direktiv är bindande för EU:s medlemsländer varvid det ankommer på Skogsstyrelsen som nationell tillsynsmyndighet att beakta syftet med EU:s art- och habitatdirektiv respektive fågeldirektiv vid prövningen av en skogsbruksverksamhet, se Rådets direktiv 92/43/EEG samt 2009/147/EG. Nationella regler som omfattas av ett EU-direktiv ska enligt fast rättspraxis tolkas i enlighet med direktivet, vilket medför en skyldighet för myndigheten att tolka bestämmelser i nationell rätt i ljuset av direktivets ordalydelse, sammanhang och de mål som eftersträvas med direktivet (se EU-domstolens dom i mål C 477/19).</w:t>
+      </w:r>
+    </w:p>
+    <w:p>
+      <w:r>
+        <w:t>EU:s medlemsstater åläggs i Artikel 3 i fågeldirektivet generella skyldigheter avseende skydd, bevarande och återställande av tillräckligt stora och varierande livsmiljöer för de fågelarter som omfattas av direktivet. Medlemsstaterna ska vidta de åtgärder som är nödvändiga för att bibehålla populationen av fågelarterna på en nivå som svarar särskilt mot ekologiska, vetenskapliga och kulturella behov, eller återupprätta populationen av dessa arter till en sådan nivå (se Europaparlamentets och rådets direktiv 2009/147/EG).</w:t>
+      </w:r>
+    </w:p>
+    <w:p>
+      <w:r>
+        <w:t>Åtgärder som vidtas i enlighet med art- och habitatdirektivet (92/43/EEG) ska enligt Artikel 2 syfta till att bibehålla eller återställa en gynnsam bevarandestatus hos livsmiljöer samt arter och vilda djur och växter av gemenskapsintresse. Enligt prejudikat från EU-domstolen ska en skogsbruksverksamhet utföras på ett sådant sätt som utgör ett förebyggande och hållbart skogsbruk för att betraktas som förenlig med bevarandekraven i direktivet (se EU-domstolens dom i de förenade målen C 473-19 och C 474-19).</w:t>
+      </w:r>
+    </w:p>
+    <w:p>
+      <w:r>
+        <w:t xml:space="preserve">Av artikel 1.e samma direktiv framgår att en livsmiljös bevarandestatus anses " gynnsam" när — dess naturliga utbredningsområde och de ytor den täcker inom detta område är stabila eller ökande, och — den särskilda struktur och de särskilda funktioner som är nödvändiga för att den skall kunna bibehållas på lång sikt finns, och sannolikt kommer att finnas under en överskådlig framtid, och — bevarandestatusen hos dess </w:t>
+      </w:r>
+      <w:r>
+        <w:rPr>
+          <w:b/>
+        </w:rPr>
+        <w:t>typiska arter</w:t>
+      </w:r>
+      <w:r>
+        <w:t xml:space="preserve"> är gynnsam enligt definitionen i artikel 1.i. Typiska arter används för att lokalisera områden med gynnsam bevarandestatus för de naturtyper som ingår i EU:s art- och habitatdirektiv.</w:t>
+      </w:r>
+    </w:p>
+    <w:p>
+      <w:r>
+        <w:t>Västlig taiga (EU-kod 9010) saknar gynnsam bevarandestatus och minskar starkt som naturtyp i Sverige. Naturvårdsverket skriver i sin vägledning för västlig taiga att dylika miljöer förutsätter normalt att skogarna skyddas långsiktigt, eftersom skogsbruk inte är förenligt med bevarande av naturtypen i gynnsamt tillstånd (Naturvårdsverket, 2011). Enligt Sveriges Artikel 17 rapportering 2013 och 2019 till EU, har naturtypen Västlig taiga (9010) dålig bevarandestatus med negativ trend inom Sveriges boreala region. Skogsbruksåtgärder som avverkning, röjning och gallring pekas ut som några av de främst bidragande orsakerna till naturtypens dåliga status och negativa trend (SLU Artdatabanken, 2019). I EU:s uppföljning av tillståndet för naturtyperna i Skandinavien 2013 – 2018 framgår det att i den boreala regionen är tillståndet så dåligt för Västlig taiga (9010) att habitatet löper allvarlig risk att försvinna regionalt (EEA, 2022). Det allvarliga läget för den biologiska mångfalden i skogen framhålls även i Skogsstyren rapport 2026/07:</w:t>
+      </w:r>
+    </w:p>
+    <w:p>
+      <w:r>
+        <w:rPr>
+          <w:i/>
+        </w:rPr>
+        <w:t>"All avverkning av kända skogliga värdekärnor och sannolika kontinuitetsskogar behöver upphöra för att fylla bristen om 1,56 miljoner hektar bevarad livsmiljötyp. På grund av begränsade kvarvarande arealer av värdekärnor, naturskogar och kontinuitetsskogar leder fortsatt förlust av dessa till en påtaglig risk för långsiktigt negativa effekter för biologisk mångfald i skogslandskapet. Att de återstående arealerna bevaras och ges ett långsiktigt skydd bedöms därför vara av avgörande betydelse."</w:t>
+      </w:r>
+      <w:r>
+        <w:t xml:space="preserve"> (Skogsstyrelsen, 2026).</w:t>
+      </w:r>
+    </w:p>
+    <w:p>
+      <w:pPr>
+        <w:pStyle w:val="Caption"/>
+      </w:pPr>
+      <w:r>
+        <w:drawing>
+          <wp:inline xmlns:a="http://schemas.openxmlformats.org/drawingml/2006/main" xmlns:pic="http://schemas.openxmlformats.org/drawingml/2006/picture">
+            <wp:extent cx="5486400" cy="2905862"/>
+            <wp:docPr id="3" name="Picture 3"/>
+            <wp:cNvGraphicFramePr>
+              <a:graphicFrameLocks noChangeAspect="1"/>
+            </wp:cNvGraphicFramePr>
+            <a:graphic>
+              <a:graphicData uri="http://schemas.openxmlformats.org/drawingml/2006/picture">
+                <pic:pic>
+                  <pic:nvPicPr>
+                    <pic:cNvPr id="0" name="uppföljning av västlig taiga.jpeg"/>
+                    <pic:cNvPicPr/>
+                  </pic:nvPicPr>
+                  <pic:blipFill>
+                    <a:blip r:embed="rId18"/>
+                    <a:stretch>
+                      <a:fillRect/>
+                    </a:stretch>
+                  </pic:blipFill>
+                  <pic:spPr>
+                    <a:xfrm>
+                      <a:off x="0" y="0"/>
+                      <a:ext cx="5486400" cy="2905862"/>
+                    </a:xfrm>
+                    <a:prstGeom prst="rect"/>
+                  </pic:spPr>
+                </pic:pic>
+              </a:graphicData>
+            </a:graphic>
+          </wp:inline>
+        </w:drawing>
+      </w:r>
+    </w:p>
+    <w:p>
+      <w:pPr>
+        <w:pStyle w:val="Caption"/>
+      </w:pPr>
+      <w:r>
+        <w:t>EU:s uppföljning av tillståndet för naturtypen Västlig taiga 9010 i Skandinavien 2013 - 2018. Av kartan framgår det att i den boreala regionen är tillståndet så dåligt (röd färg) att habitatet löper allvarlig risk att försvinna regionalt. Källa: European Environment Agency. https:// eunis.eea.europoa.eu/habitats/10176.</w:t>
+      </w:r>
+    </w:p>
+    <w:p>
+      <w:r>
+        <w:t>Trots det allvarliga läget har statusen för Västlig taiga ändrats till otillräcklig i stället för dålig i den senaste Artikel 17 rapporteringen 2025. Av Naturvårdsverkets rapport framgår det dock att de ändrade statusbedömningarna jämfört med rapporteringen 2019 inte beror på faktiska miljöförändringar. Ändringarna är av teknisk karaktär och främst en följd av resultaten från genomförda regeringsuppdrag och beslut inför rapporteringen 2025. Det är alltså politisk styrning i stället för faktiska förhållanden i naturen som ändrat på naturtypernas status i rapporteringen, vilket rimmar dåligt med såväl art- och habitatdirektivets syften och mål som med naturrestaureringsförordningen. I praktiken har dock Sveriges nya sätt att rapportera bevarandestatus till EU inte någon betydelse eftersom Naturvårdsverkets rapportering 2025 visar att Västlig taiga inte har gynnsam bevarandestatus.</w:t>
+      </w:r>
+    </w:p>
+    <w:p>
+      <w:pPr>
+        <w:pStyle w:val="Heading2"/>
+      </w:pPr>
+      <w:r>
+        <w:t>EU:s naturrestaureringsförordning</w:t>
+      </w:r>
+    </w:p>
+    <w:p>
+      <w:r>
+        <w:t>Enligt EU:s naturrestaureringsförordning (EU 2024/1991) ska minst 20 % av landområden och minst 20 % av havsarealen vara restaurerad senast 2030, samt alla ekosystem som är i behov av restaurering senast 2050. Det framgår också av förordningen att det är viktigt att livsmiljötyperna inte försämras innan eller efter att restaureringar genomförts, se exempelvis punkt 37 förordningen.</w:t>
+      </w:r>
+    </w:p>
+    <w:p>
+      <w:r>
+        <w:t>”</w:t>
+      </w:r>
+      <w:r>
+        <w:rPr>
+          <w:i/>
+        </w:rPr>
+        <w:t>Det är viktigt att medlemsstaterna vidtar åtgärder som syftar till att säkerställa att tillståndet för områden som täcks av livsmiljötyper som omfattas av denna förordning och som omfattas av restaureringsåtgärder uppvisar en kontinuerlig förbättring till dess att de uppnår ett gott tillstånd, och att medlemsstaterna vidtar åtgärder som syftar till att säkerställa att dessa livsmiljötyper, när de har uppnått ett gott tillstånd, inte försämras avsevärt, så att det långsiktiga bibehållandet eller uppnåendet av gott tillstånd inte äventyras. (..) Det är också viktigt att medlemsstaterna anstränger sig för att förhindra avsevärd försämring av områden som täcks av sådana livsmiljötyper som antingen redan är i gott skick eller som inte är i gott skick men ännu inte omfattas av restaureringsåtgärder.”</w:t>
+      </w:r>
+    </w:p>
+    <w:p>
+      <w:r>
+        <w:rPr>
+          <w:b/>
+          <w:i/>
+        </w:rPr>
+        <w:t>Artikel 4(12):</w:t>
+      </w:r>
+    </w:p>
+    <w:p>
+      <w:r>
+        <w:rPr>
+          <w:i/>
+        </w:rPr>
+        <w:t>Utan att det påverkar tillämpningen av direktiv 92/43/EEG ska medlemsstaterna, senast den dag då deras nationella restaureringsplaner offentliggörs i enlighet med artikel 17.6 i denna förordning, eftersträva att genomföra de åtgärder som krävs för att förhindra avsevärd försämring av områden där de livsmiljötyper som förtecknas i bilaga I till denna förordning förekommer och som är i gott tillstånd eller som krävs för att uppnå de restaureringsmål som anges i punkt 17 i den här artikeln.</w:t>
+      </w:r>
+    </w:p>
+    <w:p>
+      <w:r>
+        <w:rPr>
+          <w:b/>
+          <w:i/>
+        </w:rPr>
+        <w:t>Artikel 4 (17).   Medlemsstaterna ska säkerställa</w:t>
+      </w:r>
+    </w:p>
+    <w:p>
+      <w:r>
+        <w:rPr>
+          <w:i/>
+        </w:rPr>
+        <w:t>a) en ökning av arealen i gott tillstånd för de livsmiljötyper som förtecknas i bilaga I till dess att minst 90 % är i gott tillstånd och till dess att den gynnsamma referensarealen för varje livsmiljötyp i varje biogeografisk region inom den berörda medlemsstaten har uppnåtts.</w:t>
+      </w:r>
+    </w:p>
+    <w:p>
+      <w:r>
+        <w:t>Referenser</w:t>
+      </w:r>
+    </w:p>
+    <w:p>
+      <w:r>
+        <w:t xml:space="preserve">EEA European Environment Agency, 2022. </w:t>
+      </w:r>
+      <w:r>
+        <w:rPr>
+          <w:i/>
+        </w:rPr>
+        <w:t xml:space="preserve">Western taiga – Conservation status 2013-2018. </w:t>
+      </w:r>
+      <w:r>
+        <w:t>https:// eunis.eea.europoa.eu/habitats/10176.</w:t>
+      </w:r>
+    </w:p>
+    <w:p>
+      <w:r>
+        <w:t>EU-domstolens dom av den 2 juli 2020 i målet C 477/19 (Europeisk hamster) p. 23.</w:t>
+      </w:r>
+    </w:p>
+    <w:p>
+      <w:r>
+        <w:t>EU-domstolens dom av den 4 mars 2021 i de förenade målen C 473-19 och C 474-19 (Skydda skogen) p. 70 och 76.</w:t>
+      </w:r>
+    </w:p>
+    <w:p>
+      <w:r>
+        <w:t>Europaparlamentets och rådets direktiv 2009/147/EG av den 30 november 2009 om bevarande av vilda fåglar.</w:t>
+      </w:r>
+    </w:p>
+    <w:p>
+      <w:r>
+        <w:t>EUROPAPARLAMENTETS OCH RÅDETS FÖRORDNING (EU) 2024/1991 av den 24 juni 2024 om restaurering av natur och om ändring av förordning (EU) 2022/869.</w:t>
+      </w:r>
+    </w:p>
+    <w:p>
+      <w:r>
+        <w:t>Rådets direktiv 92/43/EEG av den 21 mj 1992 om bevarande av livsmiljöer samt vilda djur och växter.</w:t>
+      </w:r>
+    </w:p>
+    <w:p>
+      <w:r>
+        <w:t xml:space="preserve">Skogsstyrelsen, 2026. </w:t>
+      </w:r>
+      <w:r>
+        <w:rPr>
+          <w:i/>
+        </w:rPr>
+        <w:t>Biologisk mångfald i skogen.</w:t>
+      </w:r>
+      <w:r>
+        <w:t xml:space="preserve"> Rapport 2026/07.</w:t>
+      </w:r>
+    </w:p>
+    <w:p>
+      <w:r>
+        <w:t xml:space="preserve">SLU Artdatabanken, 2019. </w:t>
+      </w:r>
+      <w:r>
+        <w:rPr>
+          <w:i/>
+        </w:rPr>
+        <w:t>Sveriges arter och naturtyper i EU:s art- och habitatdirektiv.</w:t>
+      </w:r>
+      <w:r>
+        <w:t xml:space="preserve"> Resultat från rapportering 2019 till EU av bevarandestatus 2013-2018.</w:t>
       </w:r>
     </w:p>
     <w:sectPr>
@@ -886,7 +1703,7 @@
     <w:r>
       <w:tab/>
       <w:tab/>
-      <w:t>2026-09-16</w:t>
+      <w:t>2026-09-17</w:t>
       <w:br/>
       <w:br/>
     </w:r>

--- a/tillsyn/A 37483-2026 tillsynsbegäran.docx
+++ b/tillsyn/A 37483-2026 tillsynsbegäran.docx
@@ -1703,7 +1703,7 @@
     <w:r>
       <w:tab/>
       <w:tab/>
-      <w:t>2026-09-17</w:t>
+      <w:t>2026-09-18</w:t>
       <w:br/>
       <w:br/>
     </w:r>

--- a/tillsyn/A 37483-2026 tillsynsbegäran.docx
+++ b/tillsyn/A 37483-2026 tillsynsbegäran.docx
@@ -1703,7 +1703,7 @@
     <w:r>
       <w:tab/>
       <w:tab/>
-      <w:t>2026-09-18</w:t>
+      <w:t>2026-09-19</w:t>
       <w:br/>
       <w:br/>
     </w:r>

--- a/tillsyn/A 37483-2026 tillsynsbegäran.docx
+++ b/tillsyn/A 37483-2026 tillsynsbegäran.docx
@@ -1703,7 +1703,7 @@
     <w:r>
       <w:tab/>
       <w:tab/>
-      <w:t>2026-09-19</w:t>
+      <w:t>2026-09-21</w:t>
       <w:br/>
       <w:br/>
     </w:r>

--- a/tillsyn/A 37483-2026 tillsynsbegäran.docx
+++ b/tillsyn/A 37483-2026 tillsynsbegäran.docx
@@ -1703,7 +1703,7 @@
     <w:r>
       <w:tab/>
       <w:tab/>
-      <w:t>2026-09-21</w:t>
+      <w:t>2026-09-23</w:t>
       <w:br/>
       <w:br/>
     </w:r>

--- a/tillsyn/A 37483-2026 tillsynsbegäran.docx
+++ b/tillsyn/A 37483-2026 tillsynsbegäran.docx
@@ -1703,7 +1703,7 @@
     <w:r>
       <w:tab/>
       <w:tab/>
-      <w:t>2026-09-23</w:t>
+      <w:t>2026-09-24</w:t>
       <w:br/>
       <w:br/>
     </w:r>

--- a/tillsyn/A 37483-2026 tillsynsbegäran.docx
+++ b/tillsyn/A 37483-2026 tillsynsbegäran.docx
@@ -1703,7 +1703,7 @@
     <w:r>
       <w:tab/>
       <w:tab/>
-      <w:t>2026-09-24</w:t>
+      <w:t>2026-09-25</w:t>
       <w:br/>
       <w:br/>
     </w:r>

--- a/tillsyn/A 37483-2026 tillsynsbegäran.docx
+++ b/tillsyn/A 37483-2026 tillsynsbegäran.docx
@@ -1703,7 +1703,7 @@
     <w:r>
       <w:tab/>
       <w:tab/>
-      <w:t>2026-09-25</w:t>
+      <w:t>2026-09-26</w:t>
       <w:br/>
       <w:br/>
     </w:r>

--- a/tillsyn/A 37483-2026 tillsynsbegäran.docx
+++ b/tillsyn/A 37483-2026 tillsynsbegäran.docx
@@ -1703,7 +1703,7 @@
     <w:r>
       <w:tab/>
       <w:tab/>
-      <w:t>2026-09-26</w:t>
+      <w:t>2026-09-27</w:t>
       <w:br/>
       <w:br/>
     </w:r>

--- a/tillsyn/A 37483-2026 tillsynsbegäran.docx
+++ b/tillsyn/A 37483-2026 tillsynsbegäran.docx
@@ -1703,7 +1703,7 @@
     <w:r>
       <w:tab/>
       <w:tab/>
-      <w:t>2026-09-27</w:t>
+      <w:t>2026-09-28</w:t>
       <w:br/>
       <w:br/>
     </w:r>

--- a/tillsyn/A 37483-2026 tillsynsbegäran.docx
+++ b/tillsyn/A 37483-2026 tillsynsbegäran.docx
@@ -1703,7 +1703,7 @@
     <w:r>
       <w:tab/>
       <w:tab/>
-      <w:t>2026-09-28</w:t>
+      <w:t>2026-09-29</w:t>
       <w:br/>
       <w:br/>
     </w:r>

--- a/tillsyn/A 37483-2026 tillsynsbegäran.docx
+++ b/tillsyn/A 37483-2026 tillsynsbegäran.docx
@@ -1703,7 +1703,7 @@
     <w:r>
       <w:tab/>
       <w:tab/>
-      <w:t>2026-09-29</w:t>
+      <w:t>2026-09-30</w:t>
       <w:br/>
       <w:br/>
     </w:r>

--- a/tillsyn/A 37483-2026 tillsynsbegäran.docx
+++ b/tillsyn/A 37483-2026 tillsynsbegäran.docx
@@ -1703,7 +1703,7 @@
     <w:r>
       <w:tab/>
       <w:tab/>
-      <w:t>2026-09-30</w:t>
+      <w:t>2026-10-01</w:t>
       <w:br/>
       <w:br/>
     </w:r>

--- a/tillsyn/A 37483-2026 tillsynsbegäran.docx
+++ b/tillsyn/A 37483-2026 tillsynsbegäran.docx
@@ -65,7 +65,7 @@
     </w:p>
     <w:p>
       <w:r>
-        <w:t>I och inom 3 meter från avverkningsanmälan finns fynd av 11 naturvårdsarter, varav 2 är rödlistade, 8 är fridlysta, 8 är typiska (T) och 3 är signalarter (S): knärot (VU, T, §8), talltita (NT, §4), grön sköldmossa (S, T, §8), grönpyrola (S, T), mindre märgborre (S, T), blåsippa (T, §9), skriftlav (T), spillkråka (T, §4), stjärtmes (T, §4), vanlig groda (§6) och revlummer (§9). Se Figur 1.</w:t>
+        <w:t>I och inom 3 meter från avverkningsanmälan finns fynd av 12 naturvårdsarter, varav 2 är rödlistade, 8 är fridlysta, 9 är typiska (T) och 4 är signalarter (S): knärot (VU, T, §8), talltita (NT, §4), grön sköldmossa (S, T, §8), grönpyrola (S, T), mindre märgborre (S, T), trådticka (S, T), blåsippa (T, §9), skriftlav (T), spillkråka (T, §4), stjärtmes (T, §4), vanlig groda (§6) och revlummer (§9). Se Figur 1.</w:t>
       </w:r>
     </w:p>
     <w:p>
@@ -307,6 +307,35 @@
         <w:rPr>
           <w:b/>
         </w:rPr>
+        <w:t xml:space="preserve">Trådticka </w:t>
+      </w:r>
+      <w:r>
+        <w:t xml:space="preserve">är knuten till grova granar i rikare ofta fuktiga miljöer. Den återfinns på både levande och döda träd samt stubbar och nyligen fallna träd. Karaktärsart för äldre fuktiga granskogsbiotoper, och i stor mängd är den en bra signalart för miljöer med andra rödlistade arter. Trådticka är typisk art för </w:t>
+      </w:r>
+      <w:r>
+        <w:rPr>
+          <w:i/>
+        </w:rPr>
+        <w:t xml:space="preserve">9010 Taiga </w:t>
+      </w:r>
+      <w:r>
+        <w:t xml:space="preserve">och </w:t>
+      </w:r>
+      <w:r>
+        <w:rPr>
+          <w:i/>
+        </w:rPr>
+        <w:t xml:space="preserve">9050 Näringsrik granskog </w:t>
+      </w:r>
+      <w:r>
+        <w:t>(SLU Artdatabanken, 2025).</w:t>
+      </w:r>
+    </w:p>
+    <w:p>
+      <w:r>
+        <w:rPr>
+          <w:b/>
+        </w:rPr>
         <w:t>Blåsippa (§9)</w:t>
       </w:r>
       <w:r>
@@ -446,7 +475,7 @@
     </w:p>
     <w:p>
       <w:r>
-        <w:t>Följande typiska arter har sina livsmiljöer och växtplatser i den avverkningsanmälda skogen: knärot (VU, T, §8), grön sköldmossa (S, T, §8), grönpyrola (S, T), mindre märgborre (S, T), blåsippa (T, §9), skriftlav (T), spillkråka (T, §4) och stjärtmes (T, §4).</w:t>
+        <w:t>Följande typiska arter har sina livsmiljöer och växtplatser i den avverkningsanmälda skogen: knärot (VU, T, §8), grön sköldmossa (S, T, §8), grönpyrola (S, T), mindre märgborre (S, T), trådticka (S, T), blåsippa (T, §9), skriftlav (T), spillkråka (T, §4) och stjärtmes (T, §4).</w:t>
       </w:r>
     </w:p>
     <w:p>
@@ -1703,7 +1732,7 @@
     <w:r>
       <w:tab/>
       <w:tab/>
-      <w:t>2026-10-01</w:t>
+      <w:t>2026-10-02</w:t>
       <w:br/>
       <w:br/>
     </w:r>

--- a/tillsyn/A 37483-2026 tillsynsbegäran.docx
+++ b/tillsyn/A 37483-2026 tillsynsbegäran.docx
@@ -1732,7 +1732,7 @@
     <w:r>
       <w:tab/>
       <w:tab/>
-      <w:t>2026-10-02</w:t>
+      <w:t>2026-10-03</w:t>
       <w:br/>
       <w:br/>
     </w:r>

--- a/tillsyn/A 37483-2026 tillsynsbegäran.docx
+++ b/tillsyn/A 37483-2026 tillsynsbegäran.docx
@@ -1732,7 +1732,7 @@
     <w:r>
       <w:tab/>
       <w:tab/>
-      <w:t>2026-10-03</w:t>
+      <w:t>2026-10-04</w:t>
       <w:br/>
       <w:br/>
     </w:r>

--- a/tillsyn/A 37483-2026 tillsynsbegäran.docx
+++ b/tillsyn/A 37483-2026 tillsynsbegäran.docx
@@ -1732,7 +1732,7 @@
     <w:r>
       <w:tab/>
       <w:tab/>
-      <w:t>2026-10-04</w:t>
+      <w:t>2026-10-05</w:t>
       <w:br/>
       <w:br/>
     </w:r>

--- a/tillsyn/A 37483-2026 tillsynsbegäran.docx
+++ b/tillsyn/A 37483-2026 tillsynsbegäran.docx
@@ -1732,7 +1732,7 @@
     <w:r>
       <w:tab/>
       <w:tab/>
-      <w:t>2026-10-05</w:t>
+      <w:t>2026-10-06</w:t>
       <w:br/>
       <w:br/>
     </w:r>

--- a/tillsyn/A 37483-2026 tillsynsbegäran.docx
+++ b/tillsyn/A 37483-2026 tillsynsbegäran.docx
@@ -1732,7 +1732,7 @@
     <w:r>
       <w:tab/>
       <w:tab/>
-      <w:t>2026-10-06</w:t>
+      <w:t>2026-10-07</w:t>
       <w:br/>
       <w:br/>
     </w:r>

--- a/tillsyn/A 37483-2026 tillsynsbegäran.docx
+++ b/tillsyn/A 37483-2026 tillsynsbegäran.docx
@@ -1732,7 +1732,7 @@
     <w:r>
       <w:tab/>
       <w:tab/>
-      <w:t>2026-10-07</w:t>
+      <w:t>2026-10-08</w:t>
       <w:br/>
       <w:br/>
     </w:r>

--- a/tillsyn/A 37483-2026 tillsynsbegäran.docx
+++ b/tillsyn/A 37483-2026 tillsynsbegäran.docx
@@ -1732,7 +1732,7 @@
     <w:r>
       <w:tab/>
       <w:tab/>
-      <w:t>2026-10-08</w:t>
+      <w:t>2026-10-09</w:t>
       <w:br/>
       <w:br/>
     </w:r>

--- a/tillsyn/A 37483-2026 tillsynsbegäran.docx
+++ b/tillsyn/A 37483-2026 tillsynsbegäran.docx
@@ -1732,7 +1732,7 @@
     <w:r>
       <w:tab/>
       <w:tab/>
-      <w:t>2026-10-09</w:t>
+      <w:t>2026-10-10</w:t>
       <w:br/>
       <w:br/>
     </w:r>

--- a/tillsyn/A 37483-2026 tillsynsbegäran.docx
+++ b/tillsyn/A 37483-2026 tillsynsbegäran.docx
@@ -1732,7 +1732,7 @@
     <w:r>
       <w:tab/>
       <w:tab/>
-      <w:t>2026-10-10</w:t>
+      <w:t>2026-10-11</w:t>
       <w:br/>
       <w:br/>
     </w:r>

--- a/tillsyn/A 37483-2026 tillsynsbegäran.docx
+++ b/tillsyn/A 37483-2026 tillsynsbegäran.docx
@@ -1732,7 +1732,7 @@
     <w:r>
       <w:tab/>
       <w:tab/>
-      <w:t>2026-10-11</w:t>
+      <w:t>2026-10-12</w:t>
       <w:br/>
       <w:br/>
     </w:r>

--- a/tillsyn/A 37483-2026 tillsynsbegäran.docx
+++ b/tillsyn/A 37483-2026 tillsynsbegäran.docx
@@ -1732,7 +1732,7 @@
     <w:r>
       <w:tab/>
       <w:tab/>
-      <w:t>2026-10-12</w:t>
+      <w:t>2026-10-13</w:t>
       <w:br/>
       <w:br/>
     </w:r>

--- a/tillsyn/A 37483-2026 tillsynsbegäran.docx
+++ b/tillsyn/A 37483-2026 tillsynsbegäran.docx
@@ -1732,7 +1732,7 @@
     <w:r>
       <w:tab/>
       <w:tab/>
-      <w:t>2026-10-13</w:t>
+      <w:t>2026-10-14</w:t>
       <w:br/>
       <w:br/>
     </w:r>

--- a/tillsyn/A 37483-2026 tillsynsbegäran.docx
+++ b/tillsyn/A 37483-2026 tillsynsbegäran.docx
@@ -1732,7 +1732,7 @@
     <w:r>
       <w:tab/>
       <w:tab/>
-      <w:t>2026-10-14</w:t>
+      <w:t>2026-10-15</w:t>
       <w:br/>
       <w:br/>
     </w:r>

--- a/tillsyn/A 37483-2026 tillsynsbegäran.docx
+++ b/tillsyn/A 37483-2026 tillsynsbegäran.docx
@@ -1732,7 +1732,7 @@
     <w:r>
       <w:tab/>
       <w:tab/>
-      <w:t>2026-10-15</w:t>
+      <w:t>2026-10-16</w:t>
       <w:br/>
       <w:br/>
     </w:r>

--- a/tillsyn/A 37483-2026 tillsynsbegäran.docx
+++ b/tillsyn/A 37483-2026 tillsynsbegäran.docx
@@ -1732,7 +1732,7 @@
     <w:r>
       <w:tab/>
       <w:tab/>
-      <w:t>2026-10-16</w:t>
+      <w:t>2026-10-17</w:t>
       <w:br/>
       <w:br/>
     </w:r>

--- a/tillsyn/A 37483-2026 tillsynsbegäran.docx
+++ b/tillsyn/A 37483-2026 tillsynsbegäran.docx
@@ -1732,7 +1732,7 @@
     <w:r>
       <w:tab/>
       <w:tab/>
-      <w:t>2026-10-17</w:t>
+      <w:t>2026-10-18</w:t>
       <w:br/>
       <w:br/>
     </w:r>

--- a/tillsyn/A 37483-2026 tillsynsbegäran.docx
+++ b/tillsyn/A 37483-2026 tillsynsbegäran.docx
@@ -1732,7 +1732,7 @@
     <w:r>
       <w:tab/>
       <w:tab/>
-      <w:t>2026-10-18</w:t>
+      <w:t>2026-10-19</w:t>
       <w:br/>
       <w:br/>
     </w:r>

--- a/tillsyn/A 37483-2026 tillsynsbegäran.docx
+++ b/tillsyn/A 37483-2026 tillsynsbegäran.docx
@@ -1732,7 +1732,7 @@
     <w:r>
       <w:tab/>
       <w:tab/>
-      <w:t>2026-10-19</w:t>
+      <w:t>2026-10-20</w:t>
       <w:br/>
       <w:br/>
     </w:r>

--- a/tillsyn/A 37483-2026 tillsynsbegäran.docx
+++ b/tillsyn/A 37483-2026 tillsynsbegäran.docx
@@ -1732,7 +1732,7 @@
     <w:r>
       <w:tab/>
       <w:tab/>
-      <w:t>2026-10-20</w:t>
+      <w:t>2026-10-21</w:t>
       <w:br/>
       <w:br/>
     </w:r>

--- a/tillsyn/A 37483-2026 tillsynsbegäran.docx
+++ b/tillsyn/A 37483-2026 tillsynsbegäran.docx
@@ -1732,7 +1732,7 @@
     <w:r>
       <w:tab/>
       <w:tab/>
-      <w:t>2026-10-21</w:t>
+      <w:t>2026-10-22</w:t>
       <w:br/>
       <w:br/>
     </w:r>

--- a/tillsyn/A 37483-2026 tillsynsbegäran.docx
+++ b/tillsyn/A 37483-2026 tillsynsbegäran.docx
@@ -1732,7 +1732,7 @@
     <w:r>
       <w:tab/>
       <w:tab/>
-      <w:t>2026-10-22</w:t>
+      <w:t>2026-10-23</w:t>
       <w:br/>
       <w:br/>
     </w:r>

--- a/tillsyn/A 37483-2026 tillsynsbegäran.docx
+++ b/tillsyn/A 37483-2026 tillsynsbegäran.docx
@@ -1732,7 +1732,7 @@
     <w:r>
       <w:tab/>
       <w:tab/>
-      <w:t>2026-10-23</w:t>
+      <w:t>2026-10-24</w:t>
       <w:br/>
       <w:br/>
     </w:r>

--- a/tillsyn/A 37483-2026 tillsynsbegäran.docx
+++ b/tillsyn/A 37483-2026 tillsynsbegäran.docx
@@ -1732,7 +1732,7 @@
     <w:r>
       <w:tab/>
       <w:tab/>
-      <w:t>2026-10-24</w:t>
+      <w:t>2026-10-25</w:t>
       <w:br/>
       <w:br/>
     </w:r>

--- a/tillsyn/A 37483-2026 tillsynsbegäran.docx
+++ b/tillsyn/A 37483-2026 tillsynsbegäran.docx
@@ -1732,7 +1732,7 @@
     <w:r>
       <w:tab/>
       <w:tab/>
-      <w:t>2026-10-25</w:t>
+      <w:t>2026-10-26</w:t>
       <w:br/>
       <w:br/>
     </w:r>

--- a/tillsyn/A 37483-2026 tillsynsbegäran.docx
+++ b/tillsyn/A 37483-2026 tillsynsbegäran.docx
@@ -1732,7 +1732,7 @@
     <w:r>
       <w:tab/>
       <w:tab/>
-      <w:t>2026-10-26</w:t>
+      <w:t>2026-10-27</w:t>
       <w:br/>
       <w:br/>
     </w:r>

--- a/tillsyn/A 37483-2026 tillsynsbegäran.docx
+++ b/tillsyn/A 37483-2026 tillsynsbegäran.docx
@@ -1732,7 +1732,7 @@
     <w:r>
       <w:tab/>
       <w:tab/>
-      <w:t>2026-10-27</w:t>
+      <w:t>2026-10-28</w:t>
       <w:br/>
       <w:br/>
     </w:r>

--- a/tillsyn/A 37483-2026 tillsynsbegäran.docx
+++ b/tillsyn/A 37483-2026 tillsynsbegäran.docx
@@ -1732,7 +1732,7 @@
     <w:r>
       <w:tab/>
       <w:tab/>
-      <w:t>2026-10-28</w:t>
+      <w:t>2026-10-29</w:t>
       <w:br/>
       <w:br/>
     </w:r>

--- a/tillsyn/A 37483-2026 tillsynsbegäran.docx
+++ b/tillsyn/A 37483-2026 tillsynsbegäran.docx
@@ -1732,7 +1732,7 @@
     <w:r>
       <w:tab/>
       <w:tab/>
-      <w:t>2026-10-29</w:t>
+      <w:t>2026-10-31</w:t>
       <w:br/>
       <w:br/>
     </w:r>
